--- a/public/templates/Formulaire de Prise d'informations.docx
+++ b/public/templates/Formulaire de Prise d'informations.docx
@@ -1,462 +1,658 @@
 
 <file path=word/document.xml><?xml version="1.0" encoding="utf-8"?>
-<w:document xmlns:wpc="http://schemas.microsoft.com/office/word/2010/wordprocessingCanvas" xmlns:cx="http://schemas.microsoft.com/office/drawing/2014/chartex" xmlns:cx1="http://schemas.microsoft.com/office/drawing/2015/9/8/chartex" xmlns:cx2="http://schemas.microsoft.com/office/drawing/2015/10/21/chartex" xmlns:cx3="http://schemas.microsoft.com/office/drawing/2016/5/9/chartex" xmlns:cx4="http://schemas.microsoft.com/office/drawing/2016/5/10/chartex" xmlns:cx5="http://schemas.microsoft.com/office/drawing/2016/5/11/chartex" xmlns:cx6="http://schemas.microsoft.com/office/drawing/2016/5/12/chartex" xmlns:cx7="http://schemas.microsoft.com/office/drawing/2016/5/13/chartex" xmlns:cx8="http://schemas.microsoft.com/office/drawing/2016/5/14/chartex" xmlns:mc="http://schemas.openxmlformats.org/markup-compatibility/2006" xmlns:aink="http://schemas.microsoft.com/office/drawing/2016/ink" xmlns:am3d="http://schemas.microsoft.com/office/drawing/2017/model3d" xmlns:o="urn:schemas-microsoft-com:office:office" xmlns:oel="http://schemas.microsoft.com/office/2019/extlst" xmlns:r="http://schemas.openxmlformats.org/officeDocument/2006/relationships" xmlns:m="http://schemas.openxmlformats.org/officeDocument/2006/math" xmlns:v="urn:schemas-microsoft-com:vml" xmlns:wp14="http://schemas.microsoft.com/office/word/2010/wordprocessingDrawing" xmlns:wp="http://schemas.openxmlformats.org/drawingml/2006/wordprocessingDrawing" xmlns:w10="urn:schemas-microsoft-com:office:word" xmlns:w="http://schemas.openxmlformats.org/wordprocessingml/2006/main" xmlns:w14="http://schemas.microsoft.com/office/word/2010/wordml" xmlns:w15="http://schemas.microsoft.com/office/word/2012/wordml" xmlns:w16cex="http://schemas.microsoft.com/office/word/2018/wordml/cex" xmlns:w16cid="http://schemas.microsoft.com/office/word/2016/wordml/cid" xmlns:w16="http://schemas.microsoft.com/office/word/2018/wordml" xmlns:w16du="http://schemas.microsoft.com/office/word/2023/wordml/word16du" xmlns:w16sdtdh="http://schemas.microsoft.com/office/word/2020/wordml/sdtdatahash" xmlns:w16sdtfl="http://schemas.microsoft.com/office/word/2024/wordml/sdtformatlock" xmlns:w16se="http://schemas.microsoft.com/office/word/2015/wordml/symex" xmlns:wpg="http://schemas.microsoft.com/office/word/2010/wordprocessingGroup" xmlns:wpi="http://schemas.microsoft.com/office/word/2010/wordprocessingInk" xmlns:wne="http://schemas.microsoft.com/office/word/2006/wordml" xmlns:wps="http://schemas.microsoft.com/office/word/2010/wordprocessingShape" mc:Ignorable="w14 w15 w16se w16cid w16 w16cex w16sdtdh w16sdtfl w16du wp14">
+<w:document xmlns:w="http://schemas.openxmlformats.org/wordprocessingml/2006/main">
   <w:body>
     <w:p>
       <w:pPr>
-        <w:rPr>
-          <w:b/>
-          <w:bCs/>
-          <w:sz w:val="28"/>
-        </w:rPr>
+        <w:jc w:val="center"/>
+        <w:spacing w:after="120"/>
       </w:pPr>
       <w:r>
         <w:rPr>
+          <w:rFonts w:ascii="Arial" w:hAnsi="Arial"/>
+          <w:sz w:val="21"/>
           <w:b/>
-          <w:bCs/>
-          <w:sz w:val="28"/>
+          <w:color w:val="234F7C"/>
+          <w:sz w:val="22"/>
         </w:rPr>
-        <w:t xml:space="preserve">        </w:t>
-      </w:r>
-      <w:r>
-        <w:rPr>
-          <w:b/>
-          <w:bCs/>
-          <w:sz w:val="28"/>
-        </w:rPr>
-        <w:t>Formulaire de Prise d’Information Client</w:t>
-      </w:r>
-    </w:p>
-    <w:p/>
-    <w:p>
-      <w:pPr>
-        <w:rPr>
-          <w:b/>
-          <w:bCs/>
-        </w:rPr>
-      </w:pPr>
-      <w:r>
-        <w:rPr>
-          <w:b/>
-          <w:bCs/>
-        </w:rPr>
-        <w:t>Informations personnelles</w:t>
+        <w:t xml:space="preserve">PYRAMIDE IMMOBILIER</w:t>
       </w:r>
     </w:p>
     <w:p>
       <w:pPr>
-        <w:numPr>
-          <w:ilvl w:val="0"/>
-          <w:numId w:val="1"/>
-        </w:numPr>
+        <w:jc w:val="center"/>
+        <w:spacing w:before="120" w:after="240"/>
+        <w:spacing w:after="120"/>
       </w:pPr>
       <w:r>
         <w:rPr>
+          <w:rFonts w:ascii="Arial" w:hAnsi="Arial"/>
+          <w:sz w:val="21"/>
           <w:b/>
-          <w:bCs/>
+          <w:sz w:val="32"/>
         </w:rPr>
-        <w:t>Nom et prénom :</w:t>
-      </w:r>
-      <w:r>
-        <w:t xml:space="preserve"> </w:t>
+        <w:t xml:space="preserve">Formulaire de prise d’informations</w:t>
       </w:r>
     </w:p>
     <w:p>
       <w:pPr>
-        <w:numPr>
-          <w:ilvl w:val="0"/>
-          <w:numId w:val="1"/>
-        </w:numPr>
+        <w:jc w:val="both"/>
+        <w:spacing w:after="120"/>
       </w:pPr>
       <w:r>
         <w:rPr>
-          <w:b/>
-          <w:bCs/>
+          <w:rFonts w:ascii="Arial" w:hAnsi="Arial"/>
+          <w:sz w:val="21"/>
         </w:rPr>
-        <w:t>Numéro de téléphone :</w:t>
-      </w:r>
-      <w:r>
-        <w:t xml:space="preserve"> </w:t>
-      </w:r>
-      <w:r>
-        <w:pict w14:anchorId="04CB6CD3">
-          <v:rect id="_x0000_i1025" style="width:0;height:1.5pt" o:hralign="center" o:hrstd="t" o:hr="t" fillcolor="#a0a0a0" stroked="f"/>
-        </w:pict>
+        <w:t xml:space="preserve">Ce formulaire synthétise les informations nécessaires à la qualification de la demande immobilière.</w:t>
       </w:r>
     </w:p>
+    <w:tbl>
+      <w:tblPr>
+        <w:tblW w:w="9700" w:type="dxa"/>
+        <w:tblLayout w:type="fixed"/>
+        <w:tblBorders>
+          <w:top w:val="single" w:sz="4" w:color="D9D9D9"/>
+          <w:left w:val="single" w:sz="4" w:color="D9D9D9"/>
+          <w:bottom w:val="single" w:sz="4" w:color="D9D9D9"/>
+          <w:right w:val="single" w:sz="4" w:color="D9D9D9"/>
+          <w:insideH w:val="single" w:sz="4" w:color="D9D9D9"/>
+          <w:insideV w:val="single" w:sz="4" w:color="D9D9D9"/>
+        </w:tblBorders>
+      </w:tblPr>
+      <w:tblGrid>
+        <w:gridCol w:w="3200"/>
+        <w:gridCol w:w="6500"/>
+      </w:tblGrid>
+      <w:tr>
+        <w:tc>
+          <w:tcPr>
+            <w:tcW w:w="3200" w:type="dxa"/>
+            <w:tcMar>
+              <w:top w:w="100" w:type="dxa"/>
+              <w:left w:w="120" w:type="dxa"/>
+              <w:bottom w:w="100" w:type="dxa"/>
+              <w:right w:w="120" w:type="dxa"/>
+            </w:tcMar>
+            <w:vAlign w:val="center"/>
+          </w:tcPr>
+          <w:p>
+            <w:pPr>
+              <w:spacing w:after="120"/>
+            </w:pPr>
+            <w:r>
+              <w:rPr>
+                <w:rFonts w:ascii="Arial" w:hAnsi="Arial"/>
+                <w:sz w:val="21"/>
+                <w:b/>
+              </w:rPr>
+              <w:t xml:space="preserve">Client</w:t>
+            </w:r>
+          </w:p>
+        </w:tc>
+        <w:tc>
+          <w:tcPr>
+            <w:tcW w:w="6500" w:type="dxa"/>
+            <w:tcMar>
+              <w:top w:w="100" w:type="dxa"/>
+              <w:left w:w="120" w:type="dxa"/>
+              <w:bottom w:w="100" w:type="dxa"/>
+              <w:right w:w="120" w:type="dxa"/>
+            </w:tcMar>
+            <w:vAlign w:val="center"/>
+          </w:tcPr>
+          <w:p>
+            <w:pPr>
+              <w:spacing w:after="120"/>
+            </w:pPr>
+            <w:r>
+              <w:rPr>
+                <w:rFonts w:ascii="Arial" w:hAnsi="Arial"/>
+                <w:sz w:val="21"/>
+              </w:rPr>
+              <w:t xml:space="preserve">{{CLIENT_NAME}}</w:t>
+            </w:r>
+          </w:p>
+        </w:tc>
+      </w:tr>
+      <w:tr>
+        <w:tc>
+          <w:tcPr>
+            <w:tcW w:w="3200" w:type="dxa"/>
+            <w:tcMar>
+              <w:top w:w="100" w:type="dxa"/>
+              <w:left w:w="120" w:type="dxa"/>
+              <w:bottom w:w="100" w:type="dxa"/>
+              <w:right w:w="120" w:type="dxa"/>
+            </w:tcMar>
+            <w:vAlign w:val="center"/>
+          </w:tcPr>
+          <w:p>
+            <w:pPr>
+              <w:spacing w:after="120"/>
+            </w:pPr>
+            <w:r>
+              <w:rPr>
+                <w:rFonts w:ascii="Arial" w:hAnsi="Arial"/>
+                <w:sz w:val="21"/>
+                <w:b/>
+              </w:rPr>
+              <w:t xml:space="preserve">Téléphone</w:t>
+            </w:r>
+          </w:p>
+        </w:tc>
+        <w:tc>
+          <w:tcPr>
+            <w:tcW w:w="6500" w:type="dxa"/>
+            <w:tcMar>
+              <w:top w:w="100" w:type="dxa"/>
+              <w:left w:w="120" w:type="dxa"/>
+              <w:bottom w:w="100" w:type="dxa"/>
+              <w:right w:w="120" w:type="dxa"/>
+            </w:tcMar>
+            <w:vAlign w:val="center"/>
+          </w:tcPr>
+          <w:p>
+            <w:pPr>
+              <w:spacing w:after="120"/>
+            </w:pPr>
+            <w:r>
+              <w:rPr>
+                <w:rFonts w:ascii="Arial" w:hAnsi="Arial"/>
+                <w:sz w:val="21"/>
+              </w:rPr>
+              <w:t xml:space="preserve">{{CLIENT_PHONE}}</w:t>
+            </w:r>
+          </w:p>
+        </w:tc>
+      </w:tr>
+      <w:tr>
+        <w:tc>
+          <w:tcPr>
+            <w:tcW w:w="3200" w:type="dxa"/>
+            <w:tcMar>
+              <w:top w:w="100" w:type="dxa"/>
+              <w:left w:w="120" w:type="dxa"/>
+              <w:bottom w:w="100" w:type="dxa"/>
+              <w:right w:w="120" w:type="dxa"/>
+            </w:tcMar>
+            <w:vAlign w:val="center"/>
+          </w:tcPr>
+          <w:p>
+            <w:pPr>
+              <w:spacing w:after="120"/>
+            </w:pPr>
+            <w:r>
+              <w:rPr>
+                <w:rFonts w:ascii="Arial" w:hAnsi="Arial"/>
+                <w:sz w:val="21"/>
+                <w:b/>
+              </w:rPr>
+              <w:t xml:space="preserve">Service</w:t>
+            </w:r>
+          </w:p>
+        </w:tc>
+        <w:tc>
+          <w:tcPr>
+            <w:tcW w:w="6500" w:type="dxa"/>
+            <w:tcMar>
+              <w:top w:w="100" w:type="dxa"/>
+              <w:left w:w="120" w:type="dxa"/>
+              <w:bottom w:w="100" w:type="dxa"/>
+              <w:right w:w="120" w:type="dxa"/>
+            </w:tcMar>
+            <w:vAlign w:val="center"/>
+          </w:tcPr>
+          <w:p>
+            <w:pPr>
+              <w:spacing w:after="120"/>
+            </w:pPr>
+            <w:r>
+              <w:rPr>
+                <w:rFonts w:ascii="Arial" w:hAnsi="Arial"/>
+                <w:sz w:val="21"/>
+              </w:rPr>
+              <w:t xml:space="preserve">{{SERVICE_TYPE}}</w:t>
+            </w:r>
+          </w:p>
+        </w:tc>
+      </w:tr>
+      <w:tr>
+        <w:tc>
+          <w:tcPr>
+            <w:tcW w:w="3200" w:type="dxa"/>
+            <w:tcMar>
+              <w:top w:w="100" w:type="dxa"/>
+              <w:left w:w="120" w:type="dxa"/>
+              <w:bottom w:w="100" w:type="dxa"/>
+              <w:right w:w="120" w:type="dxa"/>
+            </w:tcMar>
+            <w:vAlign w:val="center"/>
+          </w:tcPr>
+          <w:p>
+            <w:pPr>
+              <w:spacing w:after="120"/>
+            </w:pPr>
+            <w:r>
+              <w:rPr>
+                <w:rFonts w:ascii="Arial" w:hAnsi="Arial"/>
+                <w:sz w:val="21"/>
+                <w:b/>
+              </w:rPr>
+              <w:t xml:space="preserve">Type de bien</w:t>
+            </w:r>
+          </w:p>
+        </w:tc>
+        <w:tc>
+          <w:tcPr>
+            <w:tcW w:w="6500" w:type="dxa"/>
+            <w:tcMar>
+              <w:top w:w="100" w:type="dxa"/>
+              <w:left w:w="120" w:type="dxa"/>
+              <w:bottom w:w="100" w:type="dxa"/>
+              <w:right w:w="120" w:type="dxa"/>
+            </w:tcMar>
+            <w:vAlign w:val="center"/>
+          </w:tcPr>
+          <w:p>
+            <w:pPr>
+              <w:spacing w:after="120"/>
+            </w:pPr>
+            <w:r>
+              <w:rPr>
+                <w:rFonts w:ascii="Arial" w:hAnsi="Arial"/>
+                <w:sz w:val="21"/>
+              </w:rPr>
+              <w:t xml:space="preserve">{{PROPERTY_TYPE}}</w:t>
+            </w:r>
+          </w:p>
+        </w:tc>
+      </w:tr>
+      <w:tr>
+        <w:tc>
+          <w:tcPr>
+            <w:tcW w:w="3200" w:type="dxa"/>
+            <w:tcMar>
+              <w:top w:w="100" w:type="dxa"/>
+              <w:left w:w="120" w:type="dxa"/>
+              <w:bottom w:w="100" w:type="dxa"/>
+              <w:right w:w="120" w:type="dxa"/>
+            </w:tcMar>
+            <w:vAlign w:val="center"/>
+          </w:tcPr>
+          <w:p>
+            <w:pPr>
+              <w:spacing w:after="120"/>
+            </w:pPr>
+            <w:r>
+              <w:rPr>
+                <w:rFonts w:ascii="Arial" w:hAnsi="Arial"/>
+                <w:sz w:val="21"/>
+                <w:b/>
+              </w:rPr>
+              <w:t xml:space="preserve">Wilaya</w:t>
+            </w:r>
+          </w:p>
+        </w:tc>
+        <w:tc>
+          <w:tcPr>
+            <w:tcW w:w="6500" w:type="dxa"/>
+            <w:tcMar>
+              <w:top w:w="100" w:type="dxa"/>
+              <w:left w:w="120" w:type="dxa"/>
+              <w:bottom w:w="100" w:type="dxa"/>
+              <w:right w:w="120" w:type="dxa"/>
+            </w:tcMar>
+            <w:vAlign w:val="center"/>
+          </w:tcPr>
+          <w:p>
+            <w:pPr>
+              <w:spacing w:after="120"/>
+            </w:pPr>
+            <w:r>
+              <w:rPr>
+                <w:rFonts w:ascii="Arial" w:hAnsi="Arial"/>
+                <w:sz w:val="21"/>
+              </w:rPr>
+              <w:t xml:space="preserve">{{WILAYA}}</w:t>
+            </w:r>
+          </w:p>
+        </w:tc>
+      </w:tr>
+      <w:tr>
+        <w:tc>
+          <w:tcPr>
+            <w:tcW w:w="3200" w:type="dxa"/>
+            <w:tcMar>
+              <w:top w:w="100" w:type="dxa"/>
+              <w:left w:w="120" w:type="dxa"/>
+              <w:bottom w:w="100" w:type="dxa"/>
+              <w:right w:w="120" w:type="dxa"/>
+            </w:tcMar>
+            <w:vAlign w:val="center"/>
+          </w:tcPr>
+          <w:p>
+            <w:pPr>
+              <w:spacing w:after="120"/>
+            </w:pPr>
+            <w:r>
+              <w:rPr>
+                <w:rFonts w:ascii="Arial" w:hAnsi="Arial"/>
+                <w:sz w:val="21"/>
+                <w:b/>
+              </w:rPr>
+              <w:t xml:space="preserve">Quartier</w:t>
+            </w:r>
+          </w:p>
+        </w:tc>
+        <w:tc>
+          <w:tcPr>
+            <w:tcW w:w="6500" w:type="dxa"/>
+            <w:tcMar>
+              <w:top w:w="100" w:type="dxa"/>
+              <w:left w:w="120" w:type="dxa"/>
+              <w:bottom w:w="100" w:type="dxa"/>
+              <w:right w:w="120" w:type="dxa"/>
+            </w:tcMar>
+            <w:vAlign w:val="center"/>
+          </w:tcPr>
+          <w:p>
+            <w:pPr>
+              <w:spacing w:after="120"/>
+            </w:pPr>
+            <w:r>
+              <w:rPr>
+                <w:rFonts w:ascii="Arial" w:hAnsi="Arial"/>
+                <w:sz w:val="21"/>
+              </w:rPr>
+              <w:t xml:space="preserve">{{QUARTIER}}</w:t>
+            </w:r>
+          </w:p>
+        </w:tc>
+      </w:tr>
+      <w:tr>
+        <w:tc>
+          <w:tcPr>
+            <w:tcW w:w="3200" w:type="dxa"/>
+            <w:tcMar>
+              <w:top w:w="100" w:type="dxa"/>
+              <w:left w:w="120" w:type="dxa"/>
+              <w:bottom w:w="100" w:type="dxa"/>
+              <w:right w:w="120" w:type="dxa"/>
+            </w:tcMar>
+            <w:vAlign w:val="center"/>
+          </w:tcPr>
+          <w:p>
+            <w:pPr>
+              <w:spacing w:after="120"/>
+            </w:pPr>
+            <w:r>
+              <w:rPr>
+                <w:rFonts w:ascii="Arial" w:hAnsi="Arial"/>
+                <w:sz w:val="21"/>
+                <w:b/>
+              </w:rPr>
+              <w:t xml:space="preserve">Superficie</w:t>
+            </w:r>
+          </w:p>
+        </w:tc>
+        <w:tc>
+          <w:tcPr>
+            <w:tcW w:w="6500" w:type="dxa"/>
+            <w:tcMar>
+              <w:top w:w="100" w:type="dxa"/>
+              <w:left w:w="120" w:type="dxa"/>
+              <w:bottom w:w="100" w:type="dxa"/>
+              <w:right w:w="120" w:type="dxa"/>
+            </w:tcMar>
+            <w:vAlign w:val="center"/>
+          </w:tcPr>
+          <w:p>
+            <w:pPr>
+              <w:spacing w:after="120"/>
+            </w:pPr>
+            <w:r>
+              <w:rPr>
+                <w:rFonts w:ascii="Arial" w:hAnsi="Arial"/>
+                <w:sz w:val="21"/>
+              </w:rPr>
+              <w:t xml:space="preserve">{{SUPERFICIE}} m²</w:t>
+            </w:r>
+          </w:p>
+        </w:tc>
+      </w:tr>
+      <w:tr>
+        <w:tc>
+          <w:tcPr>
+            <w:tcW w:w="3200" w:type="dxa"/>
+            <w:tcMar>
+              <w:top w:w="100" w:type="dxa"/>
+              <w:left w:w="120" w:type="dxa"/>
+              <w:bottom w:w="100" w:type="dxa"/>
+              <w:right w:w="120" w:type="dxa"/>
+            </w:tcMar>
+            <w:vAlign w:val="center"/>
+          </w:tcPr>
+          <w:p>
+            <w:pPr>
+              <w:spacing w:after="120"/>
+            </w:pPr>
+            <w:r>
+              <w:rPr>
+                <w:rFonts w:ascii="Arial" w:hAnsi="Arial"/>
+                <w:sz w:val="21"/>
+                <w:b/>
+              </w:rPr>
+              <w:t xml:space="preserve">Nombre de pièces</w:t>
+            </w:r>
+          </w:p>
+        </w:tc>
+        <w:tc>
+          <w:tcPr>
+            <w:tcW w:w="6500" w:type="dxa"/>
+            <w:tcMar>
+              <w:top w:w="100" w:type="dxa"/>
+              <w:left w:w="120" w:type="dxa"/>
+              <w:bottom w:w="100" w:type="dxa"/>
+              <w:right w:w="120" w:type="dxa"/>
+            </w:tcMar>
+            <w:vAlign w:val="center"/>
+          </w:tcPr>
+          <w:p>
+            <w:pPr>
+              <w:spacing w:after="120"/>
+            </w:pPr>
+            <w:r>
+              <w:rPr>
+                <w:rFonts w:ascii="Arial" w:hAnsi="Arial"/>
+                <w:sz w:val="21"/>
+              </w:rPr>
+              <w:t xml:space="preserve">{{NOMBRE_PIECES}}</w:t>
+            </w:r>
+          </w:p>
+        </w:tc>
+      </w:tr>
+      <w:tr>
+        <w:tc>
+          <w:tcPr>
+            <w:tcW w:w="3200" w:type="dxa"/>
+            <w:tcMar>
+              <w:top w:w="100" w:type="dxa"/>
+              <w:left w:w="120" w:type="dxa"/>
+              <w:bottom w:w="100" w:type="dxa"/>
+              <w:right w:w="120" w:type="dxa"/>
+            </w:tcMar>
+            <w:vAlign w:val="center"/>
+          </w:tcPr>
+          <w:p>
+            <w:pPr>
+              <w:spacing w:after="120"/>
+            </w:pPr>
+            <w:r>
+              <w:rPr>
+                <w:rFonts w:ascii="Arial" w:hAnsi="Arial"/>
+                <w:sz w:val="21"/>
+                <w:b/>
+              </w:rPr>
+              <w:t xml:space="preserve">Budget ou prix</w:t>
+            </w:r>
+          </w:p>
+        </w:tc>
+        <w:tc>
+          <w:tcPr>
+            <w:tcW w:w="6500" w:type="dxa"/>
+            <w:tcMar>
+              <w:top w:w="100" w:type="dxa"/>
+              <w:left w:w="120" w:type="dxa"/>
+              <w:bottom w:w="100" w:type="dxa"/>
+              <w:right w:w="120" w:type="dxa"/>
+            </w:tcMar>
+            <w:vAlign w:val="center"/>
+          </w:tcPr>
+          <w:p>
+            <w:pPr>
+              <w:spacing w:after="120"/>
+            </w:pPr>
+            <w:r>
+              <w:rPr>
+                <w:rFonts w:ascii="Arial" w:hAnsi="Arial"/>
+                <w:sz w:val="21"/>
+              </w:rPr>
+              <w:t xml:space="preserve">{{BUDGET}} DA</w:t>
+            </w:r>
+          </w:p>
+        </w:tc>
+      </w:tr>
+      <w:tr>
+        <w:tc>
+          <w:tcPr>
+            <w:tcW w:w="3200" w:type="dxa"/>
+            <w:tcMar>
+              <w:top w:w="100" w:type="dxa"/>
+              <w:left w:w="120" w:type="dxa"/>
+              <w:bottom w:w="100" w:type="dxa"/>
+              <w:right w:w="120" w:type="dxa"/>
+            </w:tcMar>
+            <w:vAlign w:val="center"/>
+          </w:tcPr>
+          <w:p>
+            <w:pPr>
+              <w:spacing w:after="120"/>
+            </w:pPr>
+            <w:r>
+              <w:rPr>
+                <w:rFonts w:ascii="Arial" w:hAnsi="Arial"/>
+                <w:sz w:val="21"/>
+                <w:b/>
+              </w:rPr>
+              <w:t xml:space="preserve">Observations</w:t>
+            </w:r>
+          </w:p>
+        </w:tc>
+        <w:tc>
+          <w:tcPr>
+            <w:tcW w:w="6500" w:type="dxa"/>
+            <w:tcMar>
+              <w:top w:w="100" w:type="dxa"/>
+              <w:left w:w="120" w:type="dxa"/>
+              <w:bottom w:w="100" w:type="dxa"/>
+              <w:right w:w="120" w:type="dxa"/>
+            </w:tcMar>
+            <w:vAlign w:val="center"/>
+          </w:tcPr>
+          <w:p>
+            <w:pPr>
+              <w:spacing w:after="120"/>
+            </w:pPr>
+            <w:r>
+              <w:rPr>
+                <w:rFonts w:ascii="Arial" w:hAnsi="Arial"/>
+                <w:sz w:val="21"/>
+              </w:rPr>
+              <w:t xml:space="preserve">{{OBSERVATIONS}}</w:t>
+            </w:r>
+          </w:p>
+        </w:tc>
+      </w:tr>
+    </w:tbl>
     <w:p>
       <w:pPr>
-        <w:rPr>
-          <w:b/>
-          <w:bCs/>
-        </w:rPr>
+        <w:spacing w:after="120"/>
       </w:pPr>
       <w:r>
         <w:rPr>
-          <w:b/>
-          <w:bCs/>
+          <w:rFonts w:ascii="Arial" w:hAnsi="Arial"/>
+          <w:sz w:val="21"/>
         </w:rPr>
-        <w:t>Type de service recherché</w:t>
+        <w:t xml:space="preserve"/>
       </w:r>
     </w:p>
-    <w:p>
-      <w:pPr>
-        <w:numPr>
-          <w:ilvl w:val="0"/>
-          <w:numId w:val="2"/>
-        </w:numPr>
-      </w:pPr>
-      <w:r>
-        <w:object w:dxaOrig="1440" w:dyaOrig="1440" w14:anchorId="0B1A9E04">
-          <v:shapetype id="_x0000_t75" coordsize="21600,21600" o:spt="75" o:preferrelative="t" path="m@4@5l@4@11@9@11@9@5xe" filled="f" stroked="f">
-            <v:stroke joinstyle="miter"/>
-            <v:formulas>
-              <v:f eqn="if lineDrawn pixelLineWidth 0"/>
-              <v:f eqn="sum @0 1 0"/>
-              <v:f eqn="sum 0 0 @1"/>
-              <v:f eqn="prod @2 1 2"/>
-              <v:f eqn="prod @3 21600 pixelWidth"/>
-              <v:f eqn="prod @3 21600 pixelHeight"/>
-              <v:f eqn="sum @0 0 1"/>
-              <v:f eqn="prod @6 1 2"/>
-              <v:f eqn="prod @7 21600 pixelWidth"/>
-              <v:f eqn="sum @8 21600 0"/>
-              <v:f eqn="prod @7 21600 pixelHeight"/>
-              <v:f eqn="sum @10 21600 0"/>
-            </v:formulas>
-            <v:path o:extrusionok="f" gradientshapeok="t" o:connecttype="rect"/>
-            <o:lock v:ext="edit" aspectratio="t"/>
-          </v:shapetype>
-          <v:shape id="_x0000_i1044" type="#_x0000_t75" style="width:20.25pt;height:18pt" o:ole="">
-            <v:imagedata r:id="rId7" o:title=""/>
-          </v:shape>
-          <w:control r:id="rId8" w:name="DefaultOcxName" w:shapeid="_x0000_i1044"/>
-        </w:object>
-      </w:r>
-      <w:r>
-        <w:t>Achat d’un bien immobilier</w:t>
-      </w:r>
-    </w:p>
-    <w:p>
-      <w:pPr>
-        <w:numPr>
-          <w:ilvl w:val="0"/>
-          <w:numId w:val="2"/>
-        </w:numPr>
-      </w:pPr>
-      <w:r>
-        <w:object w:dxaOrig="1440" w:dyaOrig="1440" w14:anchorId="172CBE3F">
-          <v:shape id="_x0000_i1047" type="#_x0000_t75" style="width:20.25pt;height:18pt" o:ole="">
-            <v:imagedata r:id="rId7" o:title=""/>
-          </v:shape>
-          <w:control r:id="rId9" w:name="DefaultOcxName1" w:shapeid="_x0000_i1047"/>
-        </w:object>
-      </w:r>
-      <w:r>
-        <w:t>Vente d’un bien immobilier</w:t>
-      </w:r>
-    </w:p>
-    <w:p>
-      <w:pPr>
-        <w:numPr>
-          <w:ilvl w:val="0"/>
-          <w:numId w:val="2"/>
-        </w:numPr>
-      </w:pPr>
-      <w:r>
-        <w:object w:dxaOrig="1440" w:dyaOrig="1440" w14:anchorId="2A8B329B">
-          <v:shape id="_x0000_i1050" type="#_x0000_t75" style="width:20.25pt;height:18pt" o:ole="">
-            <v:imagedata r:id="rId7" o:title=""/>
-          </v:shape>
-          <w:control r:id="rId10" w:name="DefaultOcxName2" w:shapeid="_x0000_i1050"/>
-        </w:object>
-      </w:r>
-      <w:r>
-        <w:t>Location d’un bien immobilier</w:t>
-      </w:r>
-    </w:p>
-    <w:p>
-      <w:r>
-        <w:pict w14:anchorId="3921353B">
-          <v:rect id="_x0000_i1032" style="width:0;height:1.5pt" o:hralign="center" o:hrstd="t" o:hr="t" fillcolor="#a0a0a0" stroked="f"/>
-        </w:pict>
-      </w:r>
-    </w:p>
-    <w:p>
-      <w:pPr>
-        <w:rPr>
-          <w:b/>
-          <w:bCs/>
-        </w:rPr>
-      </w:pPr>
-      <w:r>
-        <w:rPr>
-          <w:b/>
-          <w:bCs/>
-        </w:rPr>
-        <w:t>Description du bien recherché / proposé</w:t>
-      </w:r>
-    </w:p>
-    <w:p>
-      <w:pPr>
-        <w:numPr>
-          <w:ilvl w:val="0"/>
-          <w:numId w:val="3"/>
-        </w:numPr>
-      </w:pPr>
-      <w:r>
-        <w:rPr>
-          <w:b/>
-          <w:bCs/>
-        </w:rPr>
-        <w:t>Type de bien :</w:t>
-      </w:r>
-    </w:p>
-    <w:p>
-      <w:pPr>
-        <w:numPr>
-          <w:ilvl w:val="1"/>
-          <w:numId w:val="3"/>
-        </w:numPr>
-      </w:pPr>
-      <w:r>
-        <w:object w:dxaOrig="1440" w:dyaOrig="1440" w14:anchorId="4A03F8DE">
-          <v:shape id="_x0000_i1053" type="#_x0000_t75" style="width:20.25pt;height:18pt" o:ole="">
-            <v:imagedata r:id="rId7" o:title=""/>
-          </v:shape>
-          <w:control r:id="rId11" w:name="DefaultOcxName5" w:shapeid="_x0000_i1053"/>
-        </w:object>
-      </w:r>
-      <w:r>
-        <w:t>Appartement</w:t>
-      </w:r>
-    </w:p>
-    <w:p>
-      <w:pPr>
-        <w:numPr>
-          <w:ilvl w:val="1"/>
-          <w:numId w:val="3"/>
-        </w:numPr>
-      </w:pPr>
-      <w:r>
-        <w:object w:dxaOrig="1440" w:dyaOrig="1440" w14:anchorId="156F2DB9">
-          <v:shape id="_x0000_i1057" type="#_x0000_t75" style="width:20.25pt;height:18pt" o:ole="">
-            <v:imagedata r:id="rId7" o:title=""/>
-          </v:shape>
-          <w:control r:id="rId12" w:name="DefaultOcxName6" w:shapeid="_x0000_i1057"/>
-        </w:object>
-      </w:r>
-      <w:r>
-        <w:t>Maison / Villa</w:t>
-      </w:r>
-    </w:p>
-    <w:p>
-      <w:pPr>
-        <w:numPr>
-          <w:ilvl w:val="1"/>
-          <w:numId w:val="3"/>
-        </w:numPr>
-      </w:pPr>
-      <w:r>
-        <w:object w:dxaOrig="1440" w:dyaOrig="1440" w14:anchorId="6539DA36">
-          <v:shape id="_x0000_i1060" type="#_x0000_t75" style="width:20.25pt;height:18pt" o:ole="">
-            <v:imagedata r:id="rId7" o:title=""/>
-          </v:shape>
-          <w:control r:id="rId13" w:name="DefaultOcxName7" w:shapeid="_x0000_i1060"/>
-        </w:object>
-      </w:r>
-      <w:r>
-        <w:t>Local commercial</w:t>
-      </w:r>
-    </w:p>
-    <w:p>
-      <w:pPr>
-        <w:numPr>
-          <w:ilvl w:val="1"/>
-          <w:numId w:val="3"/>
-        </w:numPr>
-      </w:pPr>
-      <w:r>
-        <w:object w:dxaOrig="1440" w:dyaOrig="1440" w14:anchorId="777538CF">
-          <v:shape id="_x0000_i1063" type="#_x0000_t75" style="width:20.25pt;height:18pt" o:ole="">
-            <v:imagedata r:id="rId7" o:title=""/>
-          </v:shape>
-          <w:control r:id="rId14" w:name="DefaultOcxName8" w:shapeid="_x0000_i1063"/>
-        </w:object>
-      </w:r>
-      <w:r>
-        <w:t>Terrain</w:t>
-      </w:r>
-    </w:p>
-    <w:p>
-      <w:pPr>
-        <w:numPr>
-          <w:ilvl w:val="1"/>
-          <w:numId w:val="3"/>
-        </w:numPr>
-      </w:pPr>
-      <w:r>
-        <w:object w:dxaOrig="1440" w:dyaOrig="1440" w14:anchorId="67114C51">
-          <v:shape id="_x0000_i1066" type="#_x0000_t75" style="width:20.25pt;height:18pt" o:ole="">
-            <v:imagedata r:id="rId7" o:title=""/>
-          </v:shape>
-          <w:control r:id="rId15" w:name="DefaultOcxName9" w:shapeid="_x0000_i1066"/>
-        </w:object>
-      </w:r>
-      <w:r>
-        <w:t xml:space="preserve">Autre (préciser) : </w:t>
-      </w:r>
-    </w:p>
-    <w:p>
-      <w:pPr>
-        <w:numPr>
-          <w:ilvl w:val="0"/>
-          <w:numId w:val="3"/>
-        </w:numPr>
-      </w:pPr>
-      <w:r>
-        <w:rPr>
-          <w:b/>
-          <w:bCs/>
-        </w:rPr>
-        <w:t>Localisation</w:t>
-      </w:r>
-      <w:r>
-        <w:rPr>
-          <w:b/>
-          <w:bCs/>
-        </w:rPr>
-        <w:t xml:space="preserve"> :</w:t>
-      </w:r>
-    </w:p>
-    <w:p>
-      <w:pPr>
-        <w:numPr>
-          <w:ilvl w:val="1"/>
-          <w:numId w:val="3"/>
-        </w:numPr>
-      </w:pPr>
-      <w:r>
-        <w:t xml:space="preserve">Wilaya : </w:t>
-      </w:r>
-    </w:p>
-    <w:p>
-      <w:pPr>
-        <w:numPr>
-          <w:ilvl w:val="1"/>
-          <w:numId w:val="3"/>
-        </w:numPr>
-      </w:pPr>
-      <w:r>
-        <w:t xml:space="preserve">Quartier : </w:t>
-      </w:r>
-    </w:p>
-    <w:p>
-      <w:pPr>
-        <w:numPr>
-          <w:ilvl w:val="0"/>
-          <w:numId w:val="3"/>
-        </w:numPr>
-      </w:pPr>
-      <w:r>
-        <w:rPr>
-          <w:b/>
-          <w:bCs/>
-        </w:rPr>
-        <w:t>Superficie (m²) :</w:t>
-      </w:r>
-      <w:r>
-        <w:t xml:space="preserve"> </w:t>
-      </w:r>
-    </w:p>
-    <w:p>
-      <w:pPr>
-        <w:numPr>
-          <w:ilvl w:val="0"/>
-          <w:numId w:val="3"/>
-        </w:numPr>
-      </w:pPr>
-      <w:r>
-        <w:rPr>
-          <w:b/>
-          <w:bCs/>
-        </w:rPr>
-        <w:t>Nombre de pièces :</w:t>
-      </w:r>
-      <w:r>
-        <w:t xml:space="preserve"> </w:t>
-      </w:r>
-    </w:p>
-    <w:p>
-      <w:pPr>
-        <w:numPr>
-          <w:ilvl w:val="0"/>
-          <w:numId w:val="3"/>
-        </w:numPr>
-      </w:pPr>
-      <w:r>
-        <w:rPr>
-          <w:b/>
-          <w:bCs/>
-        </w:rPr>
-        <w:t xml:space="preserve">Budget </w:t>
-      </w:r>
-      <w:r>
-        <w:rPr>
-          <w:b/>
-          <w:bCs/>
-        </w:rPr>
-        <w:t>ou Prix</w:t>
-      </w:r>
-      <w:r>
-        <w:rPr>
-          <w:b/>
-          <w:bCs/>
-        </w:rPr>
-        <w:t>(DA) :</w:t>
-      </w:r>
-      <w:r>
-        <w:t xml:space="preserve"> </w:t>
-      </w:r>
-    </w:p>
-    <w:p>
-      <w:pPr>
-        <w:rPr>
-          <w:b/>
-          <w:bCs/>
-        </w:rPr>
-      </w:pPr>
-      <w:r>
-        <w:rPr>
-          <w:b/>
-          <w:bCs/>
-        </w:rPr>
-        <w:t>Observations ou remarques supplémentaires</w:t>
-      </w:r>
-      <w:r>
-        <w:rPr>
-          <w:b/>
-          <w:bCs/>
-        </w:rPr>
-        <w:t> :</w:t>
-      </w:r>
-    </w:p>
-    <w:p>
-      <w:pPr>
-        <w:jc w:val="right"/>
-      </w:pPr>
-    </w:p>
-    <w:p>
-      <w:pPr>
-        <w:jc w:val="center"/>
-      </w:pPr>
-    </w:p>
+    <w:tbl>
+      <w:tblPr>
+        <w:tblW w:w="9700" w:type="dxa"/>
+      </w:tblPr>
+      <w:tblGrid>
+        <w:gridCol w:w="4850"/>
+        <w:gridCol w:w="4850"/>
+      </w:tblGrid>
+      <w:tr>
+        <w:tc>
+          <w:tcPr>
+            <w:tcW w:w="4850" w:type="dxa"/>
+            <w:tcMar>
+              <w:top w:w="100" w:type="dxa"/>
+              <w:left w:w="120" w:type="dxa"/>
+              <w:bottom w:w="100" w:type="dxa"/>
+              <w:right w:w="120" w:type="dxa"/>
+            </w:tcMar>
+            <w:vAlign w:val="center"/>
+          </w:tcPr>
+          <w:p>
+            <w:pPr>
+              <w:spacing w:after="120"/>
+            </w:pPr>
+            <w:r>
+              <w:rPr>
+                <w:rFonts w:ascii="Arial" w:hAnsi="Arial"/>
+                <w:sz w:val="21"/>
+                <w:b/>
+              </w:rPr>
+              <w:t xml:space="preserve">Signature du client ou cocontractant
+</w:t>
+            </w:r>
+          </w:p>
+        </w:tc>
+        <w:tc>
+          <w:tcPr>
+            <w:tcW w:w="4850" w:type="dxa"/>
+            <w:tcMar>
+              <w:top w:w="100" w:type="dxa"/>
+              <w:left w:w="120" w:type="dxa"/>
+              <w:bottom w:w="100" w:type="dxa"/>
+              <w:right w:w="120" w:type="dxa"/>
+            </w:tcMar>
+            <w:vAlign w:val="center"/>
+          </w:tcPr>
+          <w:p>
+            <w:pPr>
+              <w:spacing w:after="120"/>
+            </w:pPr>
+            <w:r>
+              <w:rPr>
+                <w:rFonts w:ascii="Arial" w:hAnsi="Arial"/>
+                <w:sz w:val="21"/>
+                <w:b/>
+              </w:rPr>
+              <w:t xml:space="preserve">Cachet et signature de l’agence
+</w:t>
+            </w:r>
+          </w:p>
+        </w:tc>
+      </w:tr>
+    </w:tbl>
     <w:sectPr>
-      <w:headerReference w:type="default" r:id="rId16"/>
-      <w:pgSz w:w="11906" w:h="16838"/>
-      <w:pgMar w:top="1417" w:right="1417" w:bottom="1417" w:left="1417" w:header="708" w:footer="708" w:gutter="0"/>
-      <w:cols w:space="708"/>
-      <w:docGrid w:linePitch="360"/>
+      <w:pgSz w:w="12240" w:h="15840"/>
+      <w:pgMar w:top="1020" w:right="1134" w:bottom="1020" w:left="1134" w:header="720" w:footer="720" w:gutter="0"/>
     </w:sectPr>
   </w:body>
 </w:document>
@@ -485,6 +681,36 @@
     </w:p>
   </w:endnote>
 </w:endnotes>
+</file>
+
+<file path=word/footer1.xml><?xml version="1.0" encoding="utf-8"?>
+<w:ftr xmlns:wpc="http://schemas.microsoft.com/office/word/2010/wordprocessingCanvas" xmlns:cx="http://schemas.microsoft.com/office/drawing/2014/chartex" xmlns:cx1="http://schemas.microsoft.com/office/drawing/2015/9/8/chartex" xmlns:cx2="http://schemas.microsoft.com/office/drawing/2015/10/21/chartex" xmlns:cx3="http://schemas.microsoft.com/office/drawing/2016/5/9/chartex" xmlns:cx4="http://schemas.microsoft.com/office/drawing/2016/5/10/chartex" xmlns:cx5="http://schemas.microsoft.com/office/drawing/2016/5/11/chartex" xmlns:cx6="http://schemas.microsoft.com/office/drawing/2016/5/12/chartex" xmlns:cx7="http://schemas.microsoft.com/office/drawing/2016/5/13/chartex" xmlns:cx8="http://schemas.microsoft.com/office/drawing/2016/5/14/chartex" xmlns:mc="http://schemas.openxmlformats.org/markup-compatibility/2006" xmlns:aink="http://schemas.microsoft.com/office/drawing/2016/ink" xmlns:am3d="http://schemas.microsoft.com/office/drawing/2017/model3d" xmlns:o="urn:schemas-microsoft-com:office:office" xmlns:oel="http://schemas.microsoft.com/office/2019/extlst" xmlns:r="http://schemas.openxmlformats.org/officeDocument/2006/relationships" xmlns:m="http://schemas.openxmlformats.org/officeDocument/2006/math" xmlns:v="urn:schemas-microsoft-com:vml" xmlns:wp14="http://schemas.microsoft.com/office/word/2010/wordprocessingDrawing" xmlns:wp="http://schemas.openxmlformats.org/drawingml/2006/wordprocessingDrawing" xmlns:w10="urn:schemas-microsoft-com:office:word" xmlns:w="http://schemas.openxmlformats.org/wordprocessingml/2006/main" xmlns:w14="http://schemas.microsoft.com/office/word/2010/wordml" xmlns:w15="http://schemas.microsoft.com/office/word/2012/wordml" xmlns:w16cex="http://schemas.microsoft.com/office/word/2018/wordml/cex" xmlns:w16cid="http://schemas.microsoft.com/office/word/2016/wordml/cid" xmlns:w16="http://schemas.microsoft.com/office/word/2018/wordml" xmlns:w16du="http://schemas.microsoft.com/office/word/2023/wordml/word16du" xmlns:w16sdtdh="http://schemas.microsoft.com/office/word/2020/wordml/sdtdatahash" xmlns:w16sdtfl="http://schemas.microsoft.com/office/word/2024/wordml/sdtformatlock" xmlns:w16se="http://schemas.microsoft.com/office/word/2015/wordml/symex" xmlns:wpg="http://schemas.microsoft.com/office/word/2010/wordprocessingGroup" xmlns:wpi="http://schemas.microsoft.com/office/word/2010/wordprocessingInk" xmlns:wne="http://schemas.microsoft.com/office/word/2006/wordml" xmlns:wps="http://schemas.microsoft.com/office/word/2010/wordprocessingShape" mc:Ignorable="w14 w15 w16se w16cid w16 w16cex w16sdtdh w16sdtfl w16du wp14">
+  <w:p>
+    <w:pPr>
+      <w:pStyle w:val="Pieddepage"/>
+    </w:pPr>
+  </w:p>
+</w:ftr>
+</file>
+
+<file path=word/footer2.xml><?xml version="1.0" encoding="utf-8"?>
+<w:ftr xmlns:wpc="http://schemas.microsoft.com/office/word/2010/wordprocessingCanvas" xmlns:cx="http://schemas.microsoft.com/office/drawing/2014/chartex" xmlns:cx1="http://schemas.microsoft.com/office/drawing/2015/9/8/chartex" xmlns:cx2="http://schemas.microsoft.com/office/drawing/2015/10/21/chartex" xmlns:cx3="http://schemas.microsoft.com/office/drawing/2016/5/9/chartex" xmlns:cx4="http://schemas.microsoft.com/office/drawing/2016/5/10/chartex" xmlns:cx5="http://schemas.microsoft.com/office/drawing/2016/5/11/chartex" xmlns:cx6="http://schemas.microsoft.com/office/drawing/2016/5/12/chartex" xmlns:cx7="http://schemas.microsoft.com/office/drawing/2016/5/13/chartex" xmlns:cx8="http://schemas.microsoft.com/office/drawing/2016/5/14/chartex" xmlns:mc="http://schemas.openxmlformats.org/markup-compatibility/2006" xmlns:aink="http://schemas.microsoft.com/office/drawing/2016/ink" xmlns:am3d="http://schemas.microsoft.com/office/drawing/2017/model3d" xmlns:o="urn:schemas-microsoft-com:office:office" xmlns:oel="http://schemas.microsoft.com/office/2019/extlst" xmlns:r="http://schemas.openxmlformats.org/officeDocument/2006/relationships" xmlns:m="http://schemas.openxmlformats.org/officeDocument/2006/math" xmlns:v="urn:schemas-microsoft-com:vml" xmlns:wp14="http://schemas.microsoft.com/office/word/2010/wordprocessingDrawing" xmlns:wp="http://schemas.openxmlformats.org/drawingml/2006/wordprocessingDrawing" xmlns:w10="urn:schemas-microsoft-com:office:word" xmlns:w="http://schemas.openxmlformats.org/wordprocessingml/2006/main" xmlns:w14="http://schemas.microsoft.com/office/word/2010/wordml" xmlns:w15="http://schemas.microsoft.com/office/word/2012/wordml" xmlns:w16cex="http://schemas.microsoft.com/office/word/2018/wordml/cex" xmlns:w16cid="http://schemas.microsoft.com/office/word/2016/wordml/cid" xmlns:w16="http://schemas.microsoft.com/office/word/2018/wordml" xmlns:w16du="http://schemas.microsoft.com/office/word/2023/wordml/word16du" xmlns:w16sdtdh="http://schemas.microsoft.com/office/word/2020/wordml/sdtdatahash" xmlns:w16sdtfl="http://schemas.microsoft.com/office/word/2024/wordml/sdtformatlock" xmlns:w16se="http://schemas.microsoft.com/office/word/2015/wordml/symex" xmlns:wpg="http://schemas.microsoft.com/office/word/2010/wordprocessingGroup" xmlns:wpi="http://schemas.microsoft.com/office/word/2010/wordprocessingInk" xmlns:wne="http://schemas.microsoft.com/office/word/2006/wordml" xmlns:wps="http://schemas.microsoft.com/office/word/2010/wordprocessingShape" mc:Ignorable="w14 w15 w16se w16cid w16 w16cex w16sdtdh w16sdtfl w16du wp14">
+  <w:p>
+    <w:pPr>
+      <w:pStyle w:val="Pieddepage"/>
+    </w:pPr>
+  </w:p>
+</w:ftr>
+</file>
+
+<file path=word/footer3.xml><?xml version="1.0" encoding="utf-8"?>
+<w:ftr xmlns:wpc="http://schemas.microsoft.com/office/word/2010/wordprocessingCanvas" xmlns:cx="http://schemas.microsoft.com/office/drawing/2014/chartex" xmlns:cx1="http://schemas.microsoft.com/office/drawing/2015/9/8/chartex" xmlns:cx2="http://schemas.microsoft.com/office/drawing/2015/10/21/chartex" xmlns:cx3="http://schemas.microsoft.com/office/drawing/2016/5/9/chartex" xmlns:cx4="http://schemas.microsoft.com/office/drawing/2016/5/10/chartex" xmlns:cx5="http://schemas.microsoft.com/office/drawing/2016/5/11/chartex" xmlns:cx6="http://schemas.microsoft.com/office/drawing/2016/5/12/chartex" xmlns:cx7="http://schemas.microsoft.com/office/drawing/2016/5/13/chartex" xmlns:cx8="http://schemas.microsoft.com/office/drawing/2016/5/14/chartex" xmlns:mc="http://schemas.openxmlformats.org/markup-compatibility/2006" xmlns:aink="http://schemas.microsoft.com/office/drawing/2016/ink" xmlns:am3d="http://schemas.microsoft.com/office/drawing/2017/model3d" xmlns:o="urn:schemas-microsoft-com:office:office" xmlns:oel="http://schemas.microsoft.com/office/2019/extlst" xmlns:r="http://schemas.openxmlformats.org/officeDocument/2006/relationships" xmlns:m="http://schemas.openxmlformats.org/officeDocument/2006/math" xmlns:v="urn:schemas-microsoft-com:vml" xmlns:wp14="http://schemas.microsoft.com/office/word/2010/wordprocessingDrawing" xmlns:wp="http://schemas.openxmlformats.org/drawingml/2006/wordprocessingDrawing" xmlns:w10="urn:schemas-microsoft-com:office:word" xmlns:w="http://schemas.openxmlformats.org/wordprocessingml/2006/main" xmlns:w14="http://schemas.microsoft.com/office/word/2010/wordml" xmlns:w15="http://schemas.microsoft.com/office/word/2012/wordml" xmlns:w16cex="http://schemas.microsoft.com/office/word/2018/wordml/cex" xmlns:w16cid="http://schemas.microsoft.com/office/word/2016/wordml/cid" xmlns:w16="http://schemas.microsoft.com/office/word/2018/wordml" xmlns:w16du="http://schemas.microsoft.com/office/word/2023/wordml/word16du" xmlns:w16sdtdh="http://schemas.microsoft.com/office/word/2020/wordml/sdtdatahash" xmlns:w16sdtfl="http://schemas.microsoft.com/office/word/2024/wordml/sdtformatlock" xmlns:w16se="http://schemas.microsoft.com/office/word/2015/wordml/symex" xmlns:wpg="http://schemas.microsoft.com/office/word/2010/wordprocessingGroup" xmlns:wpi="http://schemas.microsoft.com/office/word/2010/wordprocessingInk" xmlns:wne="http://schemas.microsoft.com/office/word/2006/wordml" xmlns:wps="http://schemas.microsoft.com/office/word/2010/wordprocessingShape" mc:Ignorable="w14 w15 w16se w16cid w16 w16cex w16sdtdh w16sdtfl w16du wp14">
+  <w:p>
+    <w:pPr>
+      <w:pStyle w:val="Pieddepage"/>
+    </w:pPr>
+  </w:p>
+</w:ftr>
 </file>
 
 <file path=word/footnotes.xml><?xml version="1.0" encoding="utf-8"?>
@@ -517,6 +743,16 @@
   <w:p>
     <w:pPr>
       <w:pStyle w:val="En-tte"/>
+    </w:pPr>
+  </w:p>
+</w:hdr>
+</file>
+
+<file path=word/header2.xml><?xml version="1.0" encoding="utf-8"?>
+<w:hdr xmlns:wpc="http://schemas.microsoft.com/office/word/2010/wordprocessingCanvas" xmlns:cx="http://schemas.microsoft.com/office/drawing/2014/chartex" xmlns:cx1="http://schemas.microsoft.com/office/drawing/2015/9/8/chartex" xmlns:cx2="http://schemas.microsoft.com/office/drawing/2015/10/21/chartex" xmlns:cx3="http://schemas.microsoft.com/office/drawing/2016/5/9/chartex" xmlns:cx4="http://schemas.microsoft.com/office/drawing/2016/5/10/chartex" xmlns:cx5="http://schemas.microsoft.com/office/drawing/2016/5/11/chartex" xmlns:cx6="http://schemas.microsoft.com/office/drawing/2016/5/12/chartex" xmlns:cx7="http://schemas.microsoft.com/office/drawing/2016/5/13/chartex" xmlns:cx8="http://schemas.microsoft.com/office/drawing/2016/5/14/chartex" xmlns:mc="http://schemas.openxmlformats.org/markup-compatibility/2006" xmlns:aink="http://schemas.microsoft.com/office/drawing/2016/ink" xmlns:am3d="http://schemas.microsoft.com/office/drawing/2017/model3d" xmlns:o="urn:schemas-microsoft-com:office:office" xmlns:oel="http://schemas.microsoft.com/office/2019/extlst" xmlns:r="http://schemas.openxmlformats.org/officeDocument/2006/relationships" xmlns:m="http://schemas.openxmlformats.org/officeDocument/2006/math" xmlns:v="urn:schemas-microsoft-com:vml" xmlns:wp14="http://schemas.microsoft.com/office/word/2010/wordprocessingDrawing" xmlns:wp="http://schemas.openxmlformats.org/drawingml/2006/wordprocessingDrawing" xmlns:w10="urn:schemas-microsoft-com:office:word" xmlns:w="http://schemas.openxmlformats.org/wordprocessingml/2006/main" xmlns:w14="http://schemas.microsoft.com/office/word/2010/wordml" xmlns:w15="http://schemas.microsoft.com/office/word/2012/wordml" xmlns:w16cex="http://schemas.microsoft.com/office/word/2018/wordml/cex" xmlns:w16cid="http://schemas.microsoft.com/office/word/2016/wordml/cid" xmlns:w16="http://schemas.microsoft.com/office/word/2018/wordml" xmlns:w16du="http://schemas.microsoft.com/office/word/2023/wordml/word16du" xmlns:w16sdtdh="http://schemas.microsoft.com/office/word/2020/wordml/sdtdatahash" xmlns:w16sdtfl="http://schemas.microsoft.com/office/word/2024/wordml/sdtformatlock" xmlns:w16se="http://schemas.microsoft.com/office/word/2015/wordml/symex" xmlns:wpg="http://schemas.microsoft.com/office/word/2010/wordprocessingGroup" xmlns:wpi="http://schemas.microsoft.com/office/word/2010/wordprocessingInk" xmlns:wne="http://schemas.microsoft.com/office/word/2006/wordml" xmlns:wps="http://schemas.microsoft.com/office/word/2010/wordprocessingShape" mc:Ignorable="w14 w15 w16se w16cid w16 w16cex w16sdtdh w16sdtfl w16du wp14">
+  <w:p>
+    <w:pPr>
+      <w:pStyle w:val="En-tte"/>
       <w:jc w:val="center"/>
     </w:pPr>
     <w:r>
@@ -526,7 +762,7 @@
         <w:lang w:eastAsia="fr-FR"/>
       </w:rPr>
       <w:drawing>
-        <wp:anchor distT="0" distB="0" distL="114300" distR="114300" simplePos="0" relativeHeight="251659264" behindDoc="1" locked="0" layoutInCell="1" allowOverlap="1" wp14:anchorId="38CFBB52" wp14:editId="14520D3C">
+        <wp:anchor distT="0" distB="0" distL="114300" distR="114300" simplePos="0" relativeHeight="251659264" behindDoc="1" locked="0" layoutInCell="1" allowOverlap="1" wp14:anchorId="09581D24" wp14:editId="1462A83A">
           <wp:simplePos x="0" y="0"/>
           <wp:positionH relativeFrom="column">
             <wp:posOffset>-756920</wp:posOffset>
@@ -602,12 +838,22 @@
 </w:hdr>
 </file>
 
+<file path=word/header3.xml><?xml version="1.0" encoding="utf-8"?>
+<w:hdr xmlns:wpc="http://schemas.microsoft.com/office/word/2010/wordprocessingCanvas" xmlns:cx="http://schemas.microsoft.com/office/drawing/2014/chartex" xmlns:cx1="http://schemas.microsoft.com/office/drawing/2015/9/8/chartex" xmlns:cx2="http://schemas.microsoft.com/office/drawing/2015/10/21/chartex" xmlns:cx3="http://schemas.microsoft.com/office/drawing/2016/5/9/chartex" xmlns:cx4="http://schemas.microsoft.com/office/drawing/2016/5/10/chartex" xmlns:cx5="http://schemas.microsoft.com/office/drawing/2016/5/11/chartex" xmlns:cx6="http://schemas.microsoft.com/office/drawing/2016/5/12/chartex" xmlns:cx7="http://schemas.microsoft.com/office/drawing/2016/5/13/chartex" xmlns:cx8="http://schemas.microsoft.com/office/drawing/2016/5/14/chartex" xmlns:mc="http://schemas.openxmlformats.org/markup-compatibility/2006" xmlns:aink="http://schemas.microsoft.com/office/drawing/2016/ink" xmlns:am3d="http://schemas.microsoft.com/office/drawing/2017/model3d" xmlns:o="urn:schemas-microsoft-com:office:office" xmlns:oel="http://schemas.microsoft.com/office/2019/extlst" xmlns:r="http://schemas.openxmlformats.org/officeDocument/2006/relationships" xmlns:m="http://schemas.openxmlformats.org/officeDocument/2006/math" xmlns:v="urn:schemas-microsoft-com:vml" xmlns:wp14="http://schemas.microsoft.com/office/word/2010/wordprocessingDrawing" xmlns:wp="http://schemas.openxmlformats.org/drawingml/2006/wordprocessingDrawing" xmlns:w10="urn:schemas-microsoft-com:office:word" xmlns:w="http://schemas.openxmlformats.org/wordprocessingml/2006/main" xmlns:w14="http://schemas.microsoft.com/office/word/2010/wordml" xmlns:w15="http://schemas.microsoft.com/office/word/2012/wordml" xmlns:w16cex="http://schemas.microsoft.com/office/word/2018/wordml/cex" xmlns:w16cid="http://schemas.microsoft.com/office/word/2016/wordml/cid" xmlns:w16="http://schemas.microsoft.com/office/word/2018/wordml" xmlns:w16du="http://schemas.microsoft.com/office/word/2023/wordml/word16du" xmlns:w16sdtdh="http://schemas.microsoft.com/office/word/2020/wordml/sdtdatahash" xmlns:w16sdtfl="http://schemas.microsoft.com/office/word/2024/wordml/sdtformatlock" xmlns:w16se="http://schemas.microsoft.com/office/word/2015/wordml/symex" xmlns:wpg="http://schemas.microsoft.com/office/word/2010/wordprocessingGroup" xmlns:wpi="http://schemas.microsoft.com/office/word/2010/wordprocessingInk" xmlns:wne="http://schemas.microsoft.com/office/word/2006/wordml" xmlns:wps="http://schemas.microsoft.com/office/word/2010/wordprocessingShape" mc:Ignorable="w14 w15 w16se w16cid w16 w16cex w16sdtdh w16sdtfl w16du wp14">
+  <w:p>
+    <w:pPr>
+      <w:pStyle w:val="En-tte"/>
+    </w:pPr>
+  </w:p>
+</w:hdr>
+</file>
+
 <file path=word/numbering.xml><?xml version="1.0" encoding="utf-8"?>
 <w:numbering xmlns:wpc="http://schemas.microsoft.com/office/word/2010/wordprocessingCanvas" xmlns:cx="http://schemas.microsoft.com/office/drawing/2014/chartex" xmlns:cx1="http://schemas.microsoft.com/office/drawing/2015/9/8/chartex" xmlns:cx2="http://schemas.microsoft.com/office/drawing/2015/10/21/chartex" xmlns:cx3="http://schemas.microsoft.com/office/drawing/2016/5/9/chartex" xmlns:cx4="http://schemas.microsoft.com/office/drawing/2016/5/10/chartex" xmlns:cx5="http://schemas.microsoft.com/office/drawing/2016/5/11/chartex" xmlns:cx6="http://schemas.microsoft.com/office/drawing/2016/5/12/chartex" xmlns:cx7="http://schemas.microsoft.com/office/drawing/2016/5/13/chartex" xmlns:cx8="http://schemas.microsoft.com/office/drawing/2016/5/14/chartex" xmlns:mc="http://schemas.openxmlformats.org/markup-compatibility/2006" xmlns:aink="http://schemas.microsoft.com/office/drawing/2016/ink" xmlns:am3d="http://schemas.microsoft.com/office/drawing/2017/model3d" xmlns:o="urn:schemas-microsoft-com:office:office" xmlns:oel="http://schemas.microsoft.com/office/2019/extlst" xmlns:r="http://schemas.openxmlformats.org/officeDocument/2006/relationships" xmlns:m="http://schemas.openxmlformats.org/officeDocument/2006/math" xmlns:v="urn:schemas-microsoft-com:vml" xmlns:wp14="http://schemas.microsoft.com/office/word/2010/wordprocessingDrawing" xmlns:wp="http://schemas.openxmlformats.org/drawingml/2006/wordprocessingDrawing" xmlns:w10="urn:schemas-microsoft-com:office:word" xmlns:w="http://schemas.openxmlformats.org/wordprocessingml/2006/main" xmlns:w14="http://schemas.microsoft.com/office/word/2010/wordml" xmlns:w15="http://schemas.microsoft.com/office/word/2012/wordml" xmlns:w16cex="http://schemas.microsoft.com/office/word/2018/wordml/cex" xmlns:w16cid="http://schemas.microsoft.com/office/word/2016/wordml/cid" xmlns:w16="http://schemas.microsoft.com/office/word/2018/wordml" xmlns:w16du="http://schemas.microsoft.com/office/word/2023/wordml/word16du" xmlns:w16sdtdh="http://schemas.microsoft.com/office/word/2020/wordml/sdtdatahash" xmlns:w16sdtfl="http://schemas.microsoft.com/office/word/2024/wordml/sdtformatlock" xmlns:w16se="http://schemas.microsoft.com/office/word/2015/wordml/symex" xmlns:wpg="http://schemas.microsoft.com/office/word/2010/wordprocessingGroup" xmlns:wpi="http://schemas.microsoft.com/office/word/2010/wordprocessingInk" xmlns:wne="http://schemas.microsoft.com/office/word/2006/wordml" xmlns:wps="http://schemas.microsoft.com/office/word/2010/wordprocessingShape" mc:Ignorable="w14 w15 w16se w16cid w16 w16cex w16sdtdh w16sdtfl w16du wp14">
   <w:abstractNum w:abstractNumId="0" w15:restartNumberingAfterBreak="0">
-    <w:nsid w:val="2AD56240"/>
+    <w:nsid w:val="67C656D8"/>
     <w:multiLevelType w:val="multilevel"/>
-    <w:tmpl w:val="F2008B52"/>
+    <w:tmpl w:val="AF54BB94"/>
     <w:lvl w:ilvl="0">
       <w:start w:val="1"/>
       <w:numFmt w:val="decimal"/>
@@ -620,10 +866,10 @@
         <w:ind w:left="720" w:hanging="360"/>
       </w:pPr>
     </w:lvl>
-    <w:lvl w:ilvl="1">
+    <w:lvl w:ilvl="1" w:tentative="1">
       <w:start w:val="1"/>
-      <w:numFmt w:val="bullet"/>
-      <w:lvlText w:val="o"/>
+      <w:numFmt w:val="decimal"/>
+      <w:lvlText w:val="%2."/>
       <w:lvlJc w:val="left"/>
       <w:pPr>
         <w:tabs>
@@ -631,10 +877,6 @@
         </w:tabs>
         <w:ind w:left="1440" w:hanging="360"/>
       </w:pPr>
-      <w:rPr>
-        <w:rFonts w:ascii="Courier New" w:hAnsi="Courier New" w:hint="default"/>
-        <w:sz w:val="20"/>
-      </w:rPr>
     </w:lvl>
     <w:lvl w:ilvl="2" w:tentative="1">
       <w:start w:val="1"/>
@@ -722,13 +964,13 @@
     </w:lvl>
   </w:abstractNum>
   <w:abstractNum w:abstractNumId="1" w15:restartNumberingAfterBreak="0">
-    <w:nsid w:val="34A020E5"/>
+    <w:nsid w:val="7CE3547A"/>
     <w:multiLevelType w:val="multilevel"/>
-    <w:tmpl w:val="487ADF04"/>
+    <w:tmpl w:val="3210F820"/>
     <w:lvl w:ilvl="0">
       <w:start w:val="1"/>
-      <w:numFmt w:val="bullet"/>
-      <w:lvlText w:val=""/>
+      <w:numFmt w:val="decimal"/>
+      <w:lvlText w:val="%1."/>
       <w:lvlJc w:val="left"/>
       <w:pPr>
         <w:tabs>
@@ -736,15 +978,11 @@
         </w:tabs>
         <w:ind w:left="720" w:hanging="360"/>
       </w:pPr>
-      <w:rPr>
-        <w:rFonts w:ascii="Symbol" w:hAnsi="Symbol" w:hint="default"/>
-        <w:sz w:val="20"/>
-      </w:rPr>
     </w:lvl>
-    <w:lvl w:ilvl="1">
+    <w:lvl w:ilvl="1" w:tentative="1">
       <w:start w:val="1"/>
-      <w:numFmt w:val="bullet"/>
-      <w:lvlText w:val="o"/>
+      <w:numFmt w:val="decimal"/>
+      <w:lvlText w:val="%2."/>
       <w:lvlJc w:val="left"/>
       <w:pPr>
         <w:tabs>
@@ -752,15 +990,11 @@
         </w:tabs>
         <w:ind w:left="1440" w:hanging="360"/>
       </w:pPr>
-      <w:rPr>
-        <w:rFonts w:ascii="Courier New" w:hAnsi="Courier New" w:hint="default"/>
-        <w:sz w:val="20"/>
-      </w:rPr>
     </w:lvl>
     <w:lvl w:ilvl="2" w:tentative="1">
       <w:start w:val="1"/>
-      <w:numFmt w:val="bullet"/>
-      <w:lvlText w:val=""/>
+      <w:numFmt w:val="decimal"/>
+      <w:lvlText w:val="%3."/>
       <w:lvlJc w:val="left"/>
       <w:pPr>
         <w:tabs>
@@ -768,15 +1002,11 @@
         </w:tabs>
         <w:ind w:left="2160" w:hanging="360"/>
       </w:pPr>
-      <w:rPr>
-        <w:rFonts w:ascii="Wingdings" w:hAnsi="Wingdings" w:hint="default"/>
-        <w:sz w:val="20"/>
-      </w:rPr>
     </w:lvl>
     <w:lvl w:ilvl="3" w:tentative="1">
       <w:start w:val="1"/>
-      <w:numFmt w:val="bullet"/>
-      <w:lvlText w:val=""/>
+      <w:numFmt w:val="decimal"/>
+      <w:lvlText w:val="%4."/>
       <w:lvlJc w:val="left"/>
       <w:pPr>
         <w:tabs>
@@ -784,15 +1014,11 @@
         </w:tabs>
         <w:ind w:left="2880" w:hanging="360"/>
       </w:pPr>
-      <w:rPr>
-        <w:rFonts w:ascii="Wingdings" w:hAnsi="Wingdings" w:hint="default"/>
-        <w:sz w:val="20"/>
-      </w:rPr>
     </w:lvl>
     <w:lvl w:ilvl="4" w:tentative="1">
       <w:start w:val="1"/>
-      <w:numFmt w:val="bullet"/>
-      <w:lvlText w:val=""/>
+      <w:numFmt w:val="decimal"/>
+      <w:lvlText w:val="%5."/>
       <w:lvlJc w:val="left"/>
       <w:pPr>
         <w:tabs>
@@ -800,15 +1026,11 @@
         </w:tabs>
         <w:ind w:left="3600" w:hanging="360"/>
       </w:pPr>
-      <w:rPr>
-        <w:rFonts w:ascii="Wingdings" w:hAnsi="Wingdings" w:hint="default"/>
-        <w:sz w:val="20"/>
-      </w:rPr>
     </w:lvl>
     <w:lvl w:ilvl="5" w:tentative="1">
       <w:start w:val="1"/>
-      <w:numFmt w:val="bullet"/>
-      <w:lvlText w:val=""/>
+      <w:numFmt w:val="decimal"/>
+      <w:lvlText w:val="%6."/>
       <w:lvlJc w:val="left"/>
       <w:pPr>
         <w:tabs>
@@ -816,15 +1038,11 @@
         </w:tabs>
         <w:ind w:left="4320" w:hanging="360"/>
       </w:pPr>
-      <w:rPr>
-        <w:rFonts w:ascii="Wingdings" w:hAnsi="Wingdings" w:hint="default"/>
-        <w:sz w:val="20"/>
-      </w:rPr>
     </w:lvl>
     <w:lvl w:ilvl="6" w:tentative="1">
       <w:start w:val="1"/>
-      <w:numFmt w:val="bullet"/>
-      <w:lvlText w:val=""/>
+      <w:numFmt w:val="decimal"/>
+      <w:lvlText w:val="%7."/>
       <w:lvlJc w:val="left"/>
       <w:pPr>
         <w:tabs>
@@ -832,15 +1050,11 @@
         </w:tabs>
         <w:ind w:left="5040" w:hanging="360"/>
       </w:pPr>
-      <w:rPr>
-        <w:rFonts w:ascii="Wingdings" w:hAnsi="Wingdings" w:hint="default"/>
-        <w:sz w:val="20"/>
-      </w:rPr>
     </w:lvl>
     <w:lvl w:ilvl="7" w:tentative="1">
       <w:start w:val="1"/>
-      <w:numFmt w:val="bullet"/>
-      <w:lvlText w:val=""/>
+      <w:numFmt w:val="decimal"/>
+      <w:lvlText w:val="%8."/>
       <w:lvlJc w:val="left"/>
       <w:pPr>
         <w:tabs>
@@ -848,15 +1062,11 @@
         </w:tabs>
         <w:ind w:left="5760" w:hanging="360"/>
       </w:pPr>
-      <w:rPr>
-        <w:rFonts w:ascii="Wingdings" w:hAnsi="Wingdings" w:hint="default"/>
-        <w:sz w:val="20"/>
-      </w:rPr>
     </w:lvl>
     <w:lvl w:ilvl="8" w:tentative="1">
       <w:start w:val="1"/>
-      <w:numFmt w:val="bullet"/>
-      <w:lvlText w:val=""/>
+      <w:numFmt w:val="decimal"/>
+      <w:lvlText w:val="%9."/>
       <w:lvlJc w:val="left"/>
       <w:pPr>
         <w:tabs>
@@ -864,321 +1074,13 @@
         </w:tabs>
         <w:ind w:left="6480" w:hanging="360"/>
       </w:pPr>
-      <w:rPr>
-        <w:rFonts w:ascii="Wingdings" w:hAnsi="Wingdings" w:hint="default"/>
-        <w:sz w:val="20"/>
-      </w:rPr>
     </w:lvl>
   </w:abstractNum>
-  <w:abstractNum w:abstractNumId="2" w15:restartNumberingAfterBreak="0">
-    <w:nsid w:val="35A40B2B"/>
-    <w:multiLevelType w:val="multilevel"/>
-    <w:tmpl w:val="3278A74E"/>
-    <w:lvl w:ilvl="0">
-      <w:start w:val="1"/>
-      <w:numFmt w:val="bullet"/>
-      <w:lvlText w:val=""/>
-      <w:lvlJc w:val="left"/>
-      <w:pPr>
-        <w:tabs>
-          <w:tab w:val="num" w:pos="720"/>
-        </w:tabs>
-        <w:ind w:left="720" w:hanging="360"/>
-      </w:pPr>
-      <w:rPr>
-        <w:rFonts w:ascii="Symbol" w:hAnsi="Symbol" w:hint="default"/>
-        <w:sz w:val="20"/>
-      </w:rPr>
-    </w:lvl>
-    <w:lvl w:ilvl="1" w:tentative="1">
-      <w:start w:val="1"/>
-      <w:numFmt w:val="bullet"/>
-      <w:lvlText w:val="o"/>
-      <w:lvlJc w:val="left"/>
-      <w:pPr>
-        <w:tabs>
-          <w:tab w:val="num" w:pos="1440"/>
-        </w:tabs>
-        <w:ind w:left="1440" w:hanging="360"/>
-      </w:pPr>
-      <w:rPr>
-        <w:rFonts w:ascii="Courier New" w:hAnsi="Courier New" w:hint="default"/>
-        <w:sz w:val="20"/>
-      </w:rPr>
-    </w:lvl>
-    <w:lvl w:ilvl="2" w:tentative="1">
-      <w:start w:val="1"/>
-      <w:numFmt w:val="bullet"/>
-      <w:lvlText w:val=""/>
-      <w:lvlJc w:val="left"/>
-      <w:pPr>
-        <w:tabs>
-          <w:tab w:val="num" w:pos="2160"/>
-        </w:tabs>
-        <w:ind w:left="2160" w:hanging="360"/>
-      </w:pPr>
-      <w:rPr>
-        <w:rFonts w:ascii="Wingdings" w:hAnsi="Wingdings" w:hint="default"/>
-        <w:sz w:val="20"/>
-      </w:rPr>
-    </w:lvl>
-    <w:lvl w:ilvl="3" w:tentative="1">
-      <w:start w:val="1"/>
-      <w:numFmt w:val="bullet"/>
-      <w:lvlText w:val=""/>
-      <w:lvlJc w:val="left"/>
-      <w:pPr>
-        <w:tabs>
-          <w:tab w:val="num" w:pos="2880"/>
-        </w:tabs>
-        <w:ind w:left="2880" w:hanging="360"/>
-      </w:pPr>
-      <w:rPr>
-        <w:rFonts w:ascii="Wingdings" w:hAnsi="Wingdings" w:hint="default"/>
-        <w:sz w:val="20"/>
-      </w:rPr>
-    </w:lvl>
-    <w:lvl w:ilvl="4" w:tentative="1">
-      <w:start w:val="1"/>
-      <w:numFmt w:val="bullet"/>
-      <w:lvlText w:val=""/>
-      <w:lvlJc w:val="left"/>
-      <w:pPr>
-        <w:tabs>
-          <w:tab w:val="num" w:pos="3600"/>
-        </w:tabs>
-        <w:ind w:left="3600" w:hanging="360"/>
-      </w:pPr>
-      <w:rPr>
-        <w:rFonts w:ascii="Wingdings" w:hAnsi="Wingdings" w:hint="default"/>
-        <w:sz w:val="20"/>
-      </w:rPr>
-    </w:lvl>
-    <w:lvl w:ilvl="5" w:tentative="1">
-      <w:start w:val="1"/>
-      <w:numFmt w:val="bullet"/>
-      <w:lvlText w:val=""/>
-      <w:lvlJc w:val="left"/>
-      <w:pPr>
-        <w:tabs>
-          <w:tab w:val="num" w:pos="4320"/>
-        </w:tabs>
-        <w:ind w:left="4320" w:hanging="360"/>
-      </w:pPr>
-      <w:rPr>
-        <w:rFonts w:ascii="Wingdings" w:hAnsi="Wingdings" w:hint="default"/>
-        <w:sz w:val="20"/>
-      </w:rPr>
-    </w:lvl>
-    <w:lvl w:ilvl="6" w:tentative="1">
-      <w:start w:val="1"/>
-      <w:numFmt w:val="bullet"/>
-      <w:lvlText w:val=""/>
-      <w:lvlJc w:val="left"/>
-      <w:pPr>
-        <w:tabs>
-          <w:tab w:val="num" w:pos="5040"/>
-        </w:tabs>
-        <w:ind w:left="5040" w:hanging="360"/>
-      </w:pPr>
-      <w:rPr>
-        <w:rFonts w:ascii="Wingdings" w:hAnsi="Wingdings" w:hint="default"/>
-        <w:sz w:val="20"/>
-      </w:rPr>
-    </w:lvl>
-    <w:lvl w:ilvl="7" w:tentative="1">
-      <w:start w:val="1"/>
-      <w:numFmt w:val="bullet"/>
-      <w:lvlText w:val=""/>
-      <w:lvlJc w:val="left"/>
-      <w:pPr>
-        <w:tabs>
-          <w:tab w:val="num" w:pos="5760"/>
-        </w:tabs>
-        <w:ind w:left="5760" w:hanging="360"/>
-      </w:pPr>
-      <w:rPr>
-        <w:rFonts w:ascii="Wingdings" w:hAnsi="Wingdings" w:hint="default"/>
-        <w:sz w:val="20"/>
-      </w:rPr>
-    </w:lvl>
-    <w:lvl w:ilvl="8" w:tentative="1">
-      <w:start w:val="1"/>
-      <w:numFmt w:val="bullet"/>
-      <w:lvlText w:val=""/>
-      <w:lvlJc w:val="left"/>
-      <w:pPr>
-        <w:tabs>
-          <w:tab w:val="num" w:pos="6480"/>
-        </w:tabs>
-        <w:ind w:left="6480" w:hanging="360"/>
-      </w:pPr>
-      <w:rPr>
-        <w:rFonts w:ascii="Wingdings" w:hAnsi="Wingdings" w:hint="default"/>
-        <w:sz w:val="20"/>
-      </w:rPr>
-    </w:lvl>
-  </w:abstractNum>
-  <w:abstractNum w:abstractNumId="3" w15:restartNumberingAfterBreak="0">
-    <w:nsid w:val="741B038F"/>
-    <w:multiLevelType w:val="multilevel"/>
-    <w:tmpl w:val="445E223A"/>
-    <w:lvl w:ilvl="0">
-      <w:start w:val="1"/>
-      <w:numFmt w:val="bullet"/>
-      <w:lvlText w:val=""/>
-      <w:lvlJc w:val="left"/>
-      <w:pPr>
-        <w:tabs>
-          <w:tab w:val="num" w:pos="720"/>
-        </w:tabs>
-        <w:ind w:left="720" w:hanging="360"/>
-      </w:pPr>
-      <w:rPr>
-        <w:rFonts w:ascii="Symbol" w:hAnsi="Symbol" w:hint="default"/>
-        <w:sz w:val="20"/>
-      </w:rPr>
-    </w:lvl>
-    <w:lvl w:ilvl="1" w:tentative="1">
-      <w:start w:val="1"/>
-      <w:numFmt w:val="bullet"/>
-      <w:lvlText w:val="o"/>
-      <w:lvlJc w:val="left"/>
-      <w:pPr>
-        <w:tabs>
-          <w:tab w:val="num" w:pos="1440"/>
-        </w:tabs>
-        <w:ind w:left="1440" w:hanging="360"/>
-      </w:pPr>
-      <w:rPr>
-        <w:rFonts w:ascii="Courier New" w:hAnsi="Courier New" w:hint="default"/>
-        <w:sz w:val="20"/>
-      </w:rPr>
-    </w:lvl>
-    <w:lvl w:ilvl="2" w:tentative="1">
-      <w:start w:val="1"/>
-      <w:numFmt w:val="bullet"/>
-      <w:lvlText w:val=""/>
-      <w:lvlJc w:val="left"/>
-      <w:pPr>
-        <w:tabs>
-          <w:tab w:val="num" w:pos="2160"/>
-        </w:tabs>
-        <w:ind w:left="2160" w:hanging="360"/>
-      </w:pPr>
-      <w:rPr>
-        <w:rFonts w:ascii="Wingdings" w:hAnsi="Wingdings" w:hint="default"/>
-        <w:sz w:val="20"/>
-      </w:rPr>
-    </w:lvl>
-    <w:lvl w:ilvl="3" w:tentative="1">
-      <w:start w:val="1"/>
-      <w:numFmt w:val="bullet"/>
-      <w:lvlText w:val=""/>
-      <w:lvlJc w:val="left"/>
-      <w:pPr>
-        <w:tabs>
-          <w:tab w:val="num" w:pos="2880"/>
-        </w:tabs>
-        <w:ind w:left="2880" w:hanging="360"/>
-      </w:pPr>
-      <w:rPr>
-        <w:rFonts w:ascii="Wingdings" w:hAnsi="Wingdings" w:hint="default"/>
-        <w:sz w:val="20"/>
-      </w:rPr>
-    </w:lvl>
-    <w:lvl w:ilvl="4" w:tentative="1">
-      <w:start w:val="1"/>
-      <w:numFmt w:val="bullet"/>
-      <w:lvlText w:val=""/>
-      <w:lvlJc w:val="left"/>
-      <w:pPr>
-        <w:tabs>
-          <w:tab w:val="num" w:pos="3600"/>
-        </w:tabs>
-        <w:ind w:left="3600" w:hanging="360"/>
-      </w:pPr>
-      <w:rPr>
-        <w:rFonts w:ascii="Wingdings" w:hAnsi="Wingdings" w:hint="default"/>
-        <w:sz w:val="20"/>
-      </w:rPr>
-    </w:lvl>
-    <w:lvl w:ilvl="5" w:tentative="1">
-      <w:start w:val="1"/>
-      <w:numFmt w:val="bullet"/>
-      <w:lvlText w:val=""/>
-      <w:lvlJc w:val="left"/>
-      <w:pPr>
-        <w:tabs>
-          <w:tab w:val="num" w:pos="4320"/>
-        </w:tabs>
-        <w:ind w:left="4320" w:hanging="360"/>
-      </w:pPr>
-      <w:rPr>
-        <w:rFonts w:ascii="Wingdings" w:hAnsi="Wingdings" w:hint="default"/>
-        <w:sz w:val="20"/>
-      </w:rPr>
-    </w:lvl>
-    <w:lvl w:ilvl="6" w:tentative="1">
-      <w:start w:val="1"/>
-      <w:numFmt w:val="bullet"/>
-      <w:lvlText w:val=""/>
-      <w:lvlJc w:val="left"/>
-      <w:pPr>
-        <w:tabs>
-          <w:tab w:val="num" w:pos="5040"/>
-        </w:tabs>
-        <w:ind w:left="5040" w:hanging="360"/>
-      </w:pPr>
-      <w:rPr>
-        <w:rFonts w:ascii="Wingdings" w:hAnsi="Wingdings" w:hint="default"/>
-        <w:sz w:val="20"/>
-      </w:rPr>
-    </w:lvl>
-    <w:lvl w:ilvl="7" w:tentative="1">
-      <w:start w:val="1"/>
-      <w:numFmt w:val="bullet"/>
-      <w:lvlText w:val=""/>
-      <w:lvlJc w:val="left"/>
-      <w:pPr>
-        <w:tabs>
-          <w:tab w:val="num" w:pos="5760"/>
-        </w:tabs>
-        <w:ind w:left="5760" w:hanging="360"/>
-      </w:pPr>
-      <w:rPr>
-        <w:rFonts w:ascii="Wingdings" w:hAnsi="Wingdings" w:hint="default"/>
-        <w:sz w:val="20"/>
-      </w:rPr>
-    </w:lvl>
-    <w:lvl w:ilvl="8" w:tentative="1">
-      <w:start w:val="1"/>
-      <w:numFmt w:val="bullet"/>
-      <w:lvlText w:val=""/>
-      <w:lvlJc w:val="left"/>
-      <w:pPr>
-        <w:tabs>
-          <w:tab w:val="num" w:pos="6480"/>
-        </w:tabs>
-        <w:ind w:left="6480" w:hanging="360"/>
-      </w:pPr>
-      <w:rPr>
-        <w:rFonts w:ascii="Wingdings" w:hAnsi="Wingdings" w:hint="default"/>
-        <w:sz w:val="20"/>
-      </w:rPr>
-    </w:lvl>
-  </w:abstractNum>
-  <w:num w:numId="1" w16cid:durableId="1403599694">
-    <w:abstractNumId w:val="2"/>
+  <w:num w:numId="1" w16cid:durableId="976647038">
+    <w:abstractNumId w:val="1"/>
   </w:num>
-  <w:num w:numId="2" w16cid:durableId="848524578">
-    <w:abstractNumId w:val="3"/>
-  </w:num>
-  <w:num w:numId="3" w16cid:durableId="1154181430">
+  <w:num w:numId="2" w16cid:durableId="1174608278">
     <w:abstractNumId w:val="0"/>
-  </w:num>
-  <w:num w:numId="4" w16cid:durableId="1266231490">
-    <w:abstractNumId w:val="1"/>
   </w:num>
 </w:numbering>
 </file>
@@ -1615,7 +1517,7 @@
     <w:link w:val="En-tteCar"/>
     <w:uiPriority w:val="99"/>
     <w:unhideWhenUsed/>
-    <w:rsid w:val="008F13E9"/>
+    <w:rsid w:val="00323130"/>
     <w:pPr>
       <w:tabs>
         <w:tab w:val="center" w:pos="4536"/>
@@ -1629,7 +1531,7 @@
     <w:basedOn w:val="Policepardfaut"/>
     <w:link w:val="En-tte"/>
     <w:uiPriority w:val="99"/>
-    <w:rsid w:val="008F13E9"/>
+    <w:rsid w:val="00323130"/>
   </w:style>
   <w:style w:type="paragraph" w:styleId="Pieddepage">
     <w:name w:val="footer"/>
@@ -1637,7 +1539,7 @@
     <w:link w:val="PieddepageCar"/>
     <w:uiPriority w:val="99"/>
     <w:unhideWhenUsed/>
-    <w:rsid w:val="008F13E9"/>
+    <w:rsid w:val="00323130"/>
     <w:pPr>
       <w:tabs>
         <w:tab w:val="center" w:pos="4536"/>
@@ -1651,7 +1553,7 @@
     <w:basedOn w:val="Policepardfaut"/>
     <w:link w:val="Pieddepage"/>
     <w:uiPriority w:val="99"/>
-    <w:rsid w:val="008F13E9"/>
+    <w:rsid w:val="00323130"/>
   </w:style>
   <w:style w:type="paragraph" w:styleId="Textedebulles">
     <w:name w:val="Balloon Text"/>
@@ -1660,7 +1562,7 @@
     <w:uiPriority w:val="99"/>
     <w:semiHidden/>
     <w:unhideWhenUsed/>
-    <w:rsid w:val="007A1A40"/>
+    <w:rsid w:val="00E477A7"/>
     <w:pPr>
       <w:spacing w:after="0" w:line="240" w:lineRule="auto"/>
     </w:pPr>
@@ -1676,46 +1578,23 @@
     <w:link w:val="Textedebulles"/>
     <w:uiPriority w:val="99"/>
     <w:semiHidden/>
-    <w:rsid w:val="007A1A40"/>
+    <w:rsid w:val="00E477A7"/>
     <w:rPr>
       <w:rFonts w:ascii="Segoe UI" w:hAnsi="Segoe UI" w:cs="Segoe UI"/>
       <w:sz w:val="18"/>
       <w:szCs w:val="18"/>
     </w:rPr>
   </w:style>
+  <w:style w:type="paragraph" w:styleId="Sansinterligne">
+    <w:name w:val="No Spacing"/>
+    <w:uiPriority w:val="1"/>
+    <w:qFormat/>
+    <w:rsid w:val="00003FD0"/>
+    <w:pPr>
+      <w:spacing w:after="0" w:line="240" w:lineRule="auto"/>
+    </w:pPr>
+  </w:style>
 </w:styles>
-</file>
-
-<file path=word/activeX/activeX1.xml><?xml version="1.0" encoding="utf-8"?>
-<ax:ocx xmlns:ax="http://schemas.microsoft.com/office/2006/activeX" xmlns:r="http://schemas.openxmlformats.org/officeDocument/2006/relationships" ax:classid="{5512D116-5CC6-11CF-8D67-00AA00BDCE1D}" ax:persistence="persistStream" r:id="rId1"/>
-</file>
-
-<file path=word/activeX/activeX2.xml><?xml version="1.0" encoding="utf-8"?>
-<ax:ocx xmlns:ax="http://schemas.microsoft.com/office/2006/activeX" xmlns:r="http://schemas.openxmlformats.org/officeDocument/2006/relationships" ax:classid="{5512D116-5CC6-11CF-8D67-00AA00BDCE1D}" ax:persistence="persistStream" r:id="rId1"/>
-</file>
-
-<file path=word/activeX/activeX3.xml><?xml version="1.0" encoding="utf-8"?>
-<ax:ocx xmlns:ax="http://schemas.microsoft.com/office/2006/activeX" xmlns:r="http://schemas.openxmlformats.org/officeDocument/2006/relationships" ax:classid="{5512D116-5CC6-11CF-8D67-00AA00BDCE1D}" ax:persistence="persistStream" r:id="rId1"/>
-</file>
-
-<file path=word/activeX/activeX4.xml><?xml version="1.0" encoding="utf-8"?>
-<ax:ocx xmlns:ax="http://schemas.microsoft.com/office/2006/activeX" xmlns:r="http://schemas.openxmlformats.org/officeDocument/2006/relationships" ax:classid="{5512D116-5CC6-11CF-8D67-00AA00BDCE1D}" ax:persistence="persistStream" r:id="rId1"/>
-</file>
-
-<file path=word/activeX/activeX5.xml><?xml version="1.0" encoding="utf-8"?>
-<ax:ocx xmlns:ax="http://schemas.microsoft.com/office/2006/activeX" xmlns:r="http://schemas.openxmlformats.org/officeDocument/2006/relationships" ax:classid="{5512D116-5CC6-11CF-8D67-00AA00BDCE1D}" ax:persistence="persistStream" r:id="rId1"/>
-</file>
-
-<file path=word/activeX/activeX6.xml><?xml version="1.0" encoding="utf-8"?>
-<ax:ocx xmlns:ax="http://schemas.microsoft.com/office/2006/activeX" xmlns:r="http://schemas.openxmlformats.org/officeDocument/2006/relationships" ax:classid="{5512D116-5CC6-11CF-8D67-00AA00BDCE1D}" ax:persistence="persistStream" r:id="rId1"/>
-</file>
-
-<file path=word/activeX/activeX7.xml><?xml version="1.0" encoding="utf-8"?>
-<ax:ocx xmlns:ax="http://schemas.microsoft.com/office/2006/activeX" xmlns:r="http://schemas.openxmlformats.org/officeDocument/2006/relationships" ax:classid="{5512D116-5CC6-11CF-8D67-00AA00BDCE1D}" ax:persistence="persistStream" r:id="rId1"/>
-</file>
-
-<file path=word/activeX/activeX8.xml><?xml version="1.0" encoding="utf-8"?>
-<ax:ocx xmlns:ax="http://schemas.microsoft.com/office/2006/activeX" xmlns:r="http://schemas.openxmlformats.org/officeDocument/2006/relationships" ax:classid="{5512D116-5CC6-11CF-8D67-00AA00BDCE1D}" ax:persistence="persistStream" r:id="rId1"/>
 </file>
 
 <file path=word/theme/theme1.xml><?xml version="1.0" encoding="utf-8"?>
@@ -1977,4 +1856,16 @@
     </a:ext>
   </a:extLst>
 </a:theme>
+</file>
+
+<file path=customXml/item1.xml><?xml version="1.0" encoding="utf-8"?>
+<b:Sources xmlns:b="http://schemas.openxmlformats.org/officeDocument/2006/bibliography" xmlns="http://schemas.openxmlformats.org/officeDocument/2006/bibliography" SelectedStyle="\APASixthEditionOfficeOnline.xsl" StyleName="APA" Version="6"/>
+</file>
+
+<file path=customXml/itemProps1.xml><?xml version="1.0" encoding="utf-8"?>
+<ds:datastoreItem xmlns:ds="http://schemas.openxmlformats.org/officeDocument/2006/customXml" ds:itemID="{34012ADE-7B2B-4F2B-9B94-7B770DC076B2}">
+  <ds:schemaRefs>
+    <ds:schemaRef ds:uri="http://schemas.openxmlformats.org/officeDocument/2006/bibliography"/>
+  </ds:schemaRefs>
+</ds:datastoreItem>
 </file>